--- a/teaching-pack/18-M14-exam-1-overweight-permit/EX1-02-reference-sheet.docx
+++ b/teaching-pack/18-M14-exam-1-overweight-permit/EX1-02-reference-sheet.docx
@@ -15,6 +15,39 @@
           <w:sz w:val="42"/>
         </w:rPr>
         <w:t>Exam 1 · Reference Sheet</w:t>
+      </w:r>
+    </w:p>
+    <w:p>
+      <w:pPr>
+        <w:spacing w:before="120" w:after="160" w:line="276" w:lineRule="auto"/>
+        <w:pBdr>
+          <w:top w:val="single" w:sz="8" w:space="6" w:color="F2C230"/>
+          <w:left w:val="single" w:sz="8" w:space="6" w:color="F2C230"/>
+          <w:bottom w:val="single" w:sz="8" w:space="6" w:color="F2C230"/>
+          <w:right w:val="single" w:sz="8" w:space="6" w:color="F2C230"/>
+        </w:pBdr>
+        <w:shd w:val="clear" w:fill="FFF6E5"/>
+      </w:pPr>
+      <w:r>
+        <w:rPr>
+          <w:rFonts w:ascii="Barlow Condensed" w:hAnsi="Barlow Condensed" w:cs="Barlow Condensed"/>
+          <w:b/>
+          <w:i w:val="0"/>
+          <w:color w:val="2B2F36"/>
+          <w:sz w:val="19"/>
+          <w:caps w:val="1"/>
+          <w:spacing w:val="10"/>
+        </w:rPr>
+        <w:t xml:space="preserve">Release status  </w:t>
+      </w:r>
+      <w:r>
+        <w:rPr>
+          <w:rFonts w:ascii="Barlow" w:hAnsi="Barlow" w:cs="Barlow"/>
+          <w:b w:val="0"/>
+          <w:i w:val="0"/>
+          <w:sz w:val="19"/>
+        </w:rPr>
+        <w:t>READY FOR SHANNON SKIM · NOT LMS PUBLISHED</w:t>
       </w:r>
     </w:p>
     <w:p>

--- a/teaching-pack/18-M14-exam-1-overweight-permit/EX1-02-reference-sheet.docx
+++ b/teaching-pack/18-M14-exam-1-overweight-permit/EX1-02-reference-sheet.docx
@@ -15,39 +15,6 @@
           <w:sz w:val="42"/>
         </w:rPr>
         <w:t>Exam 1 · Reference Sheet</w:t>
-      </w:r>
-    </w:p>
-    <w:p>
-      <w:pPr>
-        <w:spacing w:before="120" w:after="160" w:line="276" w:lineRule="auto"/>
-        <w:pBdr>
-          <w:top w:val="single" w:sz="8" w:space="6" w:color="F2C230"/>
-          <w:left w:val="single" w:sz="8" w:space="6" w:color="F2C230"/>
-          <w:bottom w:val="single" w:sz="8" w:space="6" w:color="F2C230"/>
-          <w:right w:val="single" w:sz="8" w:space="6" w:color="F2C230"/>
-        </w:pBdr>
-        <w:shd w:val="clear" w:fill="FFF6E5"/>
-      </w:pPr>
-      <w:r>
-        <w:rPr>
-          <w:rFonts w:ascii="Barlow Condensed" w:hAnsi="Barlow Condensed" w:cs="Barlow Condensed"/>
-          <w:b/>
-          <w:i w:val="0"/>
-          <w:color w:val="2B2F36"/>
-          <w:sz w:val="19"/>
-          <w:caps w:val="1"/>
-          <w:spacing w:val="10"/>
-        </w:rPr>
-        <w:t xml:space="preserve">Release status  </w:t>
-      </w:r>
-      <w:r>
-        <w:rPr>
-          <w:rFonts w:ascii="Barlow" w:hAnsi="Barlow" w:cs="Barlow"/>
-          <w:b w:val="0"/>
-          <w:i w:val="0"/>
-          <w:sz w:val="19"/>
-        </w:rPr>
-        <w:t>READY FOR SHANNON SKIM · NOT LMS PUBLISHED</w:t>
       </w:r>
     </w:p>
     <w:p>
